--- a/PRP申請書類 自動転記ツール/99_data/テンプレート/3種筋腱靭帯系PRP/4.5 再生医療等を受けられる患者様に対する説明書（3種）.docx
+++ b/PRP申請書類 自動転記ツール/99_data/テンプレート/3種筋腱靭帯系PRP/4.5 再生医療等を受けられる患者様に対する説明書（3種）.docx
@@ -524,7 +524,25 @@
                 <w:sz w:val="24"/>
                 <w:szCs w:val="24"/>
               </w:rPr>
-              <w:t>{{開設者（診療所開設届上）※医療法人でない場合}}</w:t>
+              <w:t>{{</w:t>
+            </w:r>
+            <w:r>
+              <w:rPr>
+                <w:rFonts w:ascii="HG丸ｺﾞｼｯｸM-PRO" w:eastAsia="HG丸ｺﾞｼｯｸM-PRO" w:hAnsi="HG丸ｺﾞｼｯｸM-PRO" w:cs="Meiryo UI" w:hint="eastAsia"/>
+                <w:color w:val="00B050"/>
+                <w:sz w:val="24"/>
+                <w:szCs w:val="24"/>
+              </w:rPr>
+              <w:t>管理者（院長/病院長）</w:t>
+            </w:r>
+            <w:r>
+              <w:rPr>
+                <w:rFonts w:ascii="HG丸ｺﾞｼｯｸM-PRO" w:eastAsia="HG丸ｺﾞｼｯｸM-PRO" w:hAnsi="HG丸ｺﾞｼｯｸM-PRO" w:cs="Meiryo UI" w:hint="eastAsia"/>
+                <w:color w:val="00B050"/>
+                <w:sz w:val="24"/>
+                <w:szCs w:val="24"/>
+              </w:rPr>
+              <w:t>}}</w:t>
             </w:r>
           </w:p>
         </w:tc>
@@ -581,7 +599,34 @@
                 <w:sz w:val="24"/>
                 <w:szCs w:val="24"/>
               </w:rPr>
-              <w:t>{{開設者（診療所開設届上）※医療法人でない場合}}</w:t>
+              <w:t>{{</w:t>
+            </w:r>
+            <w:r>
+              <w:rPr>
+                <w:rFonts w:ascii="HG丸ｺﾞｼｯｸM-PRO" w:eastAsia="HG丸ｺﾞｼｯｸM-PRO" w:hAnsi="HG丸ｺﾞｼｯｸM-PRO" w:cs="Meiryo UI" w:hint="eastAsia"/>
+                <w:color w:val="00B050"/>
+                <w:sz w:val="24"/>
+                <w:szCs w:val="24"/>
+              </w:rPr>
+              <w:t>再生医療/実施責任者の連絡先</w:t>
+            </w:r>
+            <w:r>
+              <w:rPr>
+                <w:rFonts w:ascii="HG丸ｺﾞｼｯｸM-PRO" w:eastAsia="HG丸ｺﾞｼｯｸM-PRO" w:hAnsi="HG丸ｺﾞｼｯｸM-PRO" w:cs="Meiryo UI" w:hint="eastAsia"/>
+                <w:color w:val="00B050"/>
+                <w:sz w:val="24"/>
+                <w:szCs w:val="24"/>
+              </w:rPr>
+              <w:t>:氏名</w:t>
+            </w:r>
+            <w:r>
+              <w:rPr>
+                <w:rFonts w:ascii="HG丸ｺﾞｼｯｸM-PRO" w:eastAsia="HG丸ｺﾞｼｯｸM-PRO" w:hAnsi="HG丸ｺﾞｼｯｸM-PRO" w:cs="Meiryo UI" w:hint="eastAsia"/>
+                <w:color w:val="00B050"/>
+                <w:sz w:val="24"/>
+                <w:szCs w:val="24"/>
+              </w:rPr>
+              <w:t>}}</w:t>
             </w:r>
           </w:p>
         </w:tc>
@@ -705,7 +750,52 @@
                 <w:sz w:val="24"/>
                 <w:szCs w:val="24"/>
               </w:rPr>
-              <w:t>{{開設者（診療所開設届上）※医療法人でない場合}}</w:t>
+              <w:t>{{</w:t>
+            </w:r>
+            <w:r>
+              <w:rPr>
+                <w:rFonts w:ascii="HG丸ｺﾞｼｯｸM-PRO" w:eastAsia="HG丸ｺﾞｼｯｸM-PRO" w:hAnsi="HG丸ｺﾞｼｯｸM-PRO" w:cs="Meiryo UI" w:hint="eastAsia"/>
+                <w:color w:val="00B050"/>
+                <w:sz w:val="24"/>
+                <w:szCs w:val="24"/>
+              </w:rPr>
+              <w:t>再生医療を行う医師の役職・氏名</w:t>
+            </w:r>
+            <w:r>
+              <w:rPr>
+                <w:rFonts w:ascii="HG丸ｺﾞｼｯｸM-PRO" w:eastAsia="HG丸ｺﾞｼｯｸM-PRO" w:hAnsi="HG丸ｺﾞｼｯｸM-PRO" w:cs="Meiryo UI" w:hint="eastAsia"/>
+                <w:color w:val="00B050"/>
+                <w:sz w:val="24"/>
+                <w:szCs w:val="24"/>
+              </w:rPr>
+              <w:t>;</w:t>
+            </w:r>
+            <w:r>
+              <w:rPr>
+                <w:rFonts w:ascii="HG丸ｺﾞｼｯｸM-PRO" w:eastAsia="HG丸ｺﾞｼｯｸM-PRO" w:hAnsi="HG丸ｺﾞｼｯｸM-PRO" w:cs="Meiryo UI" w:hint="eastAsia"/>
+                <w:color w:val="00B050"/>
+                <w:sz w:val="24"/>
+                <w:szCs w:val="24"/>
+              </w:rPr>
+              <w:t xml:space="preserve"> 氏名</w:t>
+            </w:r>
+            <w:r>
+              <w:rPr>
+                <w:rFonts w:ascii="HG丸ｺﾞｼｯｸM-PRO" w:eastAsia="HG丸ｺﾞｼｯｸM-PRO" w:hAnsi="HG丸ｺﾞｼｯｸM-PRO" w:cs="Meiryo UI" w:hint="eastAsia"/>
+                <w:color w:val="00B050"/>
+                <w:sz w:val="24"/>
+                <w:szCs w:val="24"/>
+              </w:rPr>
+              <w:t>1</w:t>
+            </w:r>
+            <w:r>
+              <w:rPr>
+                <w:rFonts w:ascii="HG丸ｺﾞｼｯｸM-PRO" w:eastAsia="HG丸ｺﾞｼｯｸM-PRO" w:hAnsi="HG丸ｺﾞｼｯｸM-PRO" w:cs="Meiryo UI" w:hint="eastAsia"/>
+                <w:color w:val="00B050"/>
+                <w:sz w:val="24"/>
+                <w:szCs w:val="24"/>
+              </w:rPr>
+              <w:t>}}</w:t>
             </w:r>
           </w:p>
         </w:tc>
@@ -734,6 +824,8 @@
           <w:szCs w:val="16"/>
         </w:rPr>
       </w:pPr>
+      <w:bookmarkStart w:id="0" w:name="_GoBack"/>
+      <w:bookmarkEnd w:id="0"/>
     </w:p>
     <w:p>
       <w:pPr>
@@ -780,6 +872,7 @@
               <w:rPr>
                 <w:rFonts w:ascii="HG丸ｺﾞｼｯｸM-PRO" w:eastAsia="HG丸ｺﾞｼｯｸM-PRO" w:hAnsi="Arial" w:cs="Meiryo UI" w:hint="eastAsia"/>
               </w:rPr>
+              <w:lastRenderedPageBreak/>
               <w:t>【はじめに】</w:t>
             </w:r>
           </w:p>
@@ -1420,36 +1513,43 @@
           <w:rFonts w:ascii="HG丸ｺﾞｼｯｸM-PRO" w:eastAsia="HG丸ｺﾞｼｯｸM-PRO" w:hAnsi="Arial" w:cs="Meiryo UI" w:hint="eastAsia"/>
           <w:color w:val="000000" w:themeColor="text1"/>
         </w:rPr>
+        <w:t>PRP注入療法は、ご自身の血液から抽出した血小板を豊富に含む血漿（PRP）を</w:t>
+      </w:r>
+      <w:r>
+        <w:rPr>
+          <w:rFonts w:ascii="HG丸ｺﾞｼｯｸM-PRO" w:eastAsia="HG丸ｺﾞｼｯｸM-PRO" w:hAnsi="Arial" w:cs="Meiryo UI" w:hint="eastAsia"/>
+          <w:color w:val="000000" w:themeColor="text1"/>
+        </w:rPr>
+        <w:t>直接、靱帯や腱の付着部で炎症を起こしている場所（関節内は除きます）に注射することで、慢性化した炎症によって傷んだ組織</w:t>
+      </w:r>
+      <w:r>
+        <w:rPr>
+          <w:rFonts w:ascii="HG丸ｺﾞｼｯｸM-PRO" w:eastAsia="HG丸ｺﾞｼｯｸM-PRO" w:hAnsi="Arial" w:cs="Meiryo UI" w:hint="eastAsia"/>
+          <w:color w:val="000000" w:themeColor="text1"/>
+        </w:rPr>
+        <w:t>の修復を</w:t>
+      </w:r>
+      <w:r>
+        <w:rPr>
+          <w:rFonts w:ascii="Arial" w:eastAsia="HG丸ｺﾞｼｯｸM-PRO" w:hAnsi="Arial" w:cs="Meiryo UI" w:hint="eastAsia"/>
+          <w:color w:val="000000" w:themeColor="text1"/>
+        </w:rPr>
+        <w:t>促し、症状の改善を図ることを</w:t>
+      </w:r>
+      <w:r>
+        <w:rPr>
+          <w:rFonts w:ascii="HG丸ｺﾞｼｯｸM-PRO" w:eastAsia="HG丸ｺﾞｼｯｸM-PRO" w:hAnsi="Arial" w:cs="Meiryo UI" w:hint="eastAsia"/>
+          <w:color w:val="000000" w:themeColor="text1"/>
+        </w:rPr>
+        <w:t>目的と</w:t>
+      </w:r>
+      <w:r>
+        <w:rPr>
+          <w:rFonts w:ascii="HG丸ｺﾞｼｯｸM-PRO" w:eastAsia="HG丸ｺﾞｼｯｸM-PRO" w:hAnsi="Arial" w:cs="Meiryo UI" w:hint="eastAsia"/>
+          <w:color w:val="000000" w:themeColor="text1"/>
+        </w:rPr>
         <w:lastRenderedPageBreak/>
-        <w:t>PRP注入療法は、ご自身の血液から抽出した血小板を豊富に含む血漿（PRP）を</w:t>
-      </w:r>
-      <w:r>
-        <w:rPr>
-          <w:rFonts w:ascii="HG丸ｺﾞｼｯｸM-PRO" w:eastAsia="HG丸ｺﾞｼｯｸM-PRO" w:hAnsi="Arial" w:cs="Meiryo UI" w:hint="eastAsia"/>
-          <w:color w:val="000000" w:themeColor="text1"/>
-        </w:rPr>
-        <w:t>直接、靱帯や腱の付着部で炎症を起こしている場所（関節内は除きます）に注射することで、慢性化した炎症によって傷んだ組織</w:t>
-      </w:r>
-      <w:r>
-        <w:rPr>
-          <w:rFonts w:ascii="HG丸ｺﾞｼｯｸM-PRO" w:eastAsia="HG丸ｺﾞｼｯｸM-PRO" w:hAnsi="Arial" w:cs="Meiryo UI" w:hint="eastAsia"/>
-          <w:color w:val="000000" w:themeColor="text1"/>
-        </w:rPr>
-        <w:t>の修復を</w:t>
-      </w:r>
-      <w:r>
-        <w:rPr>
-          <w:rFonts w:ascii="Arial" w:eastAsia="HG丸ｺﾞｼｯｸM-PRO" w:hAnsi="Arial" w:cs="Meiryo UI" w:hint="eastAsia"/>
-          <w:color w:val="000000" w:themeColor="text1"/>
-        </w:rPr>
-        <w:t>促し、症状の改善を図ることを</w:t>
-      </w:r>
-      <w:r>
-        <w:rPr>
-          <w:rFonts w:ascii="HG丸ｺﾞｼｯｸM-PRO" w:eastAsia="HG丸ｺﾞｼｯｸM-PRO" w:hAnsi="Arial" w:cs="Meiryo UI" w:hint="eastAsia"/>
-          <w:color w:val="000000" w:themeColor="text1"/>
-        </w:rPr>
-        <w:t>目的とする治療です。</w:t>
+        <w:t>する治療です。</w:t>
       </w:r>
     </w:p>
     <w:p>
@@ -3264,7 +3364,7 @@
           <w:rFonts w:ascii="HG丸ｺﾞｼｯｸM-PRO" w:eastAsia="HG丸ｺﾞｼｯｸM-PRO" w:hAnsi="HG丸ｺﾞｼｯｸM-PRO"/>
         </w:rPr>
       </w:pPr>
-      <w:bookmarkStart w:id="0" w:name="_Hlk1414379"/>
+      <w:bookmarkStart w:id="1" w:name="_Hlk1414379"/>
       <w:r>
         <w:rPr>
           <w:rFonts w:ascii="HG丸ｺﾞｼｯｸM-PRO" w:eastAsia="HG丸ｺﾞｼｯｸM-PRO" w:hAnsi="HG丸ｺﾞｼｯｸM-PRO"/>
@@ -3493,7 +3593,7 @@
         </w:rPr>
         <w:t>ご不明な点は医師・スタッフにお尋ねください。</w:t>
       </w:r>
-      <w:bookmarkEnd w:id="0"/>
+      <w:bookmarkEnd w:id="1"/>
     </w:p>
     <w:p>
       <w:pPr>
@@ -3554,7 +3654,6 @@
         <w:rPr>
           <w:rFonts w:ascii="HG丸ｺﾞｼｯｸM-PRO" w:eastAsia="HG丸ｺﾞｼｯｸM-PRO" w:hAnsi="Arial" w:cs="Meiryo UI"/>
         </w:rPr>
-        <w:lastRenderedPageBreak/>
         <w:t>当院は</w:t>
       </w:r>
       <w:r>
@@ -3605,15 +3704,16 @@
           <w:tab w:val="right" w:pos="9070"/>
         </w:tabs>
         <w:rPr>
-          <w:rFonts w:ascii="HG丸ｺﾞｼｯｸM-PRO" w:eastAsia="HG丸ｺﾞｼｯｸM-PRO" w:hAnsi="Arial" w:cs="Meiryo UI" w:hint="eastAsia"/>
-          <w:color w:val="00B050"/>
-        </w:rPr>
-      </w:pPr>
-      <w:r>
-        <w:rPr>
           <w:rFonts w:ascii="HG丸ｺﾞｼｯｸM-PRO" w:eastAsia="HG丸ｺﾞｼｯｸM-PRO" w:hAnsi="Arial" w:cs="Meiryo UI"/>
           <w:color w:val="00B050"/>
         </w:rPr>
+      </w:pPr>
+      <w:r>
+        <w:rPr>
+          <w:rFonts w:ascii="HG丸ｺﾞｼｯｸM-PRO" w:eastAsia="HG丸ｺﾞｼｯｸM-PRO" w:hAnsi="Arial" w:cs="Meiryo UI"/>
+          <w:color w:val="00B050"/>
+        </w:rPr>
+        <w:lastRenderedPageBreak/>
         <w:t>{{健康被害を補償・カバーする加入保険名称}}</w:t>
       </w:r>
     </w:p>
@@ -3627,8 +3727,6 @@
           <w:u w:val="thick"/>
         </w:rPr>
       </w:pPr>
-      <w:bookmarkStart w:id="1" w:name="_GoBack"/>
-      <w:bookmarkEnd w:id="1"/>
     </w:p>
     <w:p>
       <w:pPr>
@@ -4241,6 +4339,7 @@
           <w:color w:val="000000" w:themeColor="text1"/>
           <w:u w:val="thick"/>
         </w:rPr>
+        <w:lastRenderedPageBreak/>
         <w:t>1</w:t>
       </w:r>
       <w:r>
@@ -4959,7 +5058,6 @@
           <w:sz w:val="24"/>
           <w:szCs w:val="24"/>
         </w:rPr>
-        <w:lastRenderedPageBreak/>
         <w:t>四肢の筋・腱・靱帯及びその付着部の傷害</w:t>
       </w:r>
       <w:r>
@@ -6062,7 +6160,7 @@
               </wp:anchor>
             </w:drawing>
           </mc:Choice>
-          <mc:Fallback xmlns:cx="http://schemas.microsoft.com/office/drawing/2014/chartex" xmlns:cx1="http://schemas.microsoft.com/office/drawing/2015/9/8/chartex" xmlns:cx2="http://schemas.microsoft.com/office/drawing/2015/10/21/chartex" xmlns:cx3="http://schemas.microsoft.com/office/drawing/2016/5/9/chartex" xmlns:cx4="http://schemas.microsoft.com/office/drawing/2016/5/10/chartex" xmlns:cx5="http://schemas.microsoft.com/office/drawing/2016/5/11/chartex" xmlns:cx6="http://schemas.microsoft.com/office/drawing/2016/5/12/chartex" xmlns:cx7="http://schemas.microsoft.com/office/drawing/2016/5/13/chartex" xmlns:cx8="http://schemas.microsoft.com/office/drawing/2016/5/14/chartex" xmlns:aink="http://schemas.microsoft.com/office/drawing/2016/ink" xmlns:am3d="http://schemas.microsoft.com/office/drawing/2017/model3d" xmlns:oel="http://schemas.microsoft.com/office/2019/extlst" xmlns:w15="http://schemas.microsoft.com/office/word/2012/wordml" xmlns:w16cex="http://schemas.microsoft.com/office/word/2018/wordml/cex" xmlns:w16cid="http://schemas.microsoft.com/office/word/2016/wordml/cid" xmlns:w16="http://schemas.microsoft.com/office/word/2018/wordml" xmlns:w16du="http://schemas.microsoft.com/office/word/2023/wordml/word16du" xmlns:w16sdtdh="http://schemas.microsoft.com/office/word/2020/wordml/sdtdatahash" xmlns:w16sdtfl="http://schemas.microsoft.com/office/word/2024/wordml/sdtformatlock" xmlns:w16se="http://schemas.microsoft.com/office/word/2015/wordml/symex">
+          <mc:Fallback xmlns:w16se="http://schemas.microsoft.com/office/word/2015/wordml/symex" xmlns:w16sdtfl="http://schemas.microsoft.com/office/word/2024/wordml/sdtformatlock" xmlns:w16sdtdh="http://schemas.microsoft.com/office/word/2020/wordml/sdtdatahash" xmlns:w16du="http://schemas.microsoft.com/office/word/2023/wordml/word16du" xmlns:w16="http://schemas.microsoft.com/office/word/2018/wordml" xmlns:w16cid="http://schemas.microsoft.com/office/word/2016/wordml/cid" xmlns:w16cex="http://schemas.microsoft.com/office/word/2018/wordml/cex" xmlns:w15="http://schemas.microsoft.com/office/word/2012/wordml" xmlns:oel="http://schemas.microsoft.com/office/2019/extlst" xmlns:am3d="http://schemas.microsoft.com/office/drawing/2017/model3d" xmlns:aink="http://schemas.microsoft.com/office/drawing/2016/ink" xmlns:cx8="http://schemas.microsoft.com/office/drawing/2016/5/14/chartex" xmlns:cx7="http://schemas.microsoft.com/office/drawing/2016/5/13/chartex" xmlns:cx6="http://schemas.microsoft.com/office/drawing/2016/5/12/chartex" xmlns:cx5="http://schemas.microsoft.com/office/drawing/2016/5/11/chartex" xmlns:cx4="http://schemas.microsoft.com/office/drawing/2016/5/10/chartex" xmlns:cx3="http://schemas.microsoft.com/office/drawing/2016/5/9/chartex" xmlns:cx2="http://schemas.microsoft.com/office/drawing/2015/10/21/chartex" xmlns:cx1="http://schemas.microsoft.com/office/drawing/2015/9/8/chartex" xmlns:cx="http://schemas.microsoft.com/office/drawing/2014/chartex">
             <w:pict>
               <v:line w14:anchorId="3F488DDD" id="直線コネクタ 4" o:spid="_x0000_s1026" style="position:absolute;z-index:251659264;visibility:visible;mso-wrap-style:square;mso-width-percent:0;mso-height-percent:0;mso-wrap-distance-left:9pt;mso-wrap-distance-top:0;mso-wrap-distance-right:9pt;mso-wrap-distance-bottom:0;mso-position-horizontal:absolute;mso-position-horizontal-relative:text;mso-position-vertical:absolute;mso-position-vertical-relative:text;mso-width-percent:0;mso-height-percent:0;mso-width-relative:margin;mso-height-relative:page" from="-28.05pt,12.9pt" to="465.2pt,12.9pt" o:gfxdata="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" strokecolor="windowText" strokeweight=".5pt">
                 <v:stroke dashstyle="longDashDot" joinstyle="miter"/>
@@ -6416,7 +6514,6 @@
           <w:szCs w:val="28"/>
           <w:bdr w:val="single" w:sz="4" w:space="0" w:color="auto" w:frame="1"/>
         </w:rPr>
-        <w:lastRenderedPageBreak/>
         <w:t>患者様記入欄</w:t>
       </w:r>
     </w:p>
@@ -6436,6 +6533,7 @@
           <w:color w:val="EE0000"/>
           <w:sz w:val="28"/>
         </w:rPr>
+        <w:lastRenderedPageBreak/>
         <w:t>四肢の筋・腱・靱帯及びその付着部の傷害</w:t>
       </w:r>
       <w:r>
@@ -6921,7 +7019,7 @@
               </wp:anchor>
             </w:drawing>
           </mc:Choice>
-          <mc:Fallback xmlns:cx="http://schemas.microsoft.com/office/drawing/2014/chartex" xmlns:cx1="http://schemas.microsoft.com/office/drawing/2015/9/8/chartex" xmlns:cx2="http://schemas.microsoft.com/office/drawing/2015/10/21/chartex" xmlns:cx3="http://schemas.microsoft.com/office/drawing/2016/5/9/chartex" xmlns:cx4="http://schemas.microsoft.com/office/drawing/2016/5/10/chartex" xmlns:cx5="http://schemas.microsoft.com/office/drawing/2016/5/11/chartex" xmlns:cx6="http://schemas.microsoft.com/office/drawing/2016/5/12/chartex" xmlns:cx7="http://schemas.microsoft.com/office/drawing/2016/5/13/chartex" xmlns:cx8="http://schemas.microsoft.com/office/drawing/2016/5/14/chartex" xmlns:aink="http://schemas.microsoft.com/office/drawing/2016/ink" xmlns:am3d="http://schemas.microsoft.com/office/drawing/2017/model3d" xmlns:oel="http://schemas.microsoft.com/office/2019/extlst" xmlns:w15="http://schemas.microsoft.com/office/word/2012/wordml" xmlns:w16cex="http://schemas.microsoft.com/office/word/2018/wordml/cex" xmlns:w16cid="http://schemas.microsoft.com/office/word/2016/wordml/cid" xmlns:w16="http://schemas.microsoft.com/office/word/2018/wordml" xmlns:w16du="http://schemas.microsoft.com/office/word/2023/wordml/word16du" xmlns:w16sdtdh="http://schemas.microsoft.com/office/word/2020/wordml/sdtdatahash" xmlns:w16sdtfl="http://schemas.microsoft.com/office/word/2024/wordml/sdtformatlock" xmlns:w16se="http://schemas.microsoft.com/office/word/2015/wordml/symex">
+          <mc:Fallback xmlns:w16se="http://schemas.microsoft.com/office/word/2015/wordml/symex" xmlns:w16sdtfl="http://schemas.microsoft.com/office/word/2024/wordml/sdtformatlock" xmlns:w16sdtdh="http://schemas.microsoft.com/office/word/2020/wordml/sdtdatahash" xmlns:w16du="http://schemas.microsoft.com/office/word/2023/wordml/word16du" xmlns:w16="http://schemas.microsoft.com/office/word/2018/wordml" xmlns:w16cid="http://schemas.microsoft.com/office/word/2016/wordml/cid" xmlns:w16cex="http://schemas.microsoft.com/office/word/2018/wordml/cex" xmlns:w15="http://schemas.microsoft.com/office/word/2012/wordml" xmlns:oel="http://schemas.microsoft.com/office/2019/extlst" xmlns:am3d="http://schemas.microsoft.com/office/drawing/2017/model3d" xmlns:aink="http://schemas.microsoft.com/office/drawing/2016/ink" xmlns:cx8="http://schemas.microsoft.com/office/drawing/2016/5/14/chartex" xmlns:cx7="http://schemas.microsoft.com/office/drawing/2016/5/13/chartex" xmlns:cx6="http://schemas.microsoft.com/office/drawing/2016/5/12/chartex" xmlns:cx5="http://schemas.microsoft.com/office/drawing/2016/5/11/chartex" xmlns:cx4="http://schemas.microsoft.com/office/drawing/2016/5/10/chartex" xmlns:cx3="http://schemas.microsoft.com/office/drawing/2016/5/9/chartex" xmlns:cx2="http://schemas.microsoft.com/office/drawing/2015/10/21/chartex" xmlns:cx1="http://schemas.microsoft.com/office/drawing/2015/9/8/chartex" xmlns:cx="http://schemas.microsoft.com/office/drawing/2014/chartex">
             <w:pict>
               <v:line w14:anchorId="3158DB00" id="直線コネクタ 9" o:spid="_x0000_s1026" style="position:absolute;z-index:251660288;visibility:visible;mso-wrap-style:square;mso-width-percent:0;mso-height-percent:0;mso-wrap-distance-left:9pt;mso-wrap-distance-top:0;mso-wrap-distance-right:9pt;mso-wrap-distance-bottom:0;mso-position-horizontal:absolute;mso-position-horizontal-relative:text;mso-position-vertical:absolute;mso-position-vertical-relative:text;mso-width-percent:0;mso-height-percent:0;mso-width-relative:margin;mso-height-relative:page" from="-28.05pt,12.9pt" to="465.2pt,12.9pt" o:gfxdata="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" strokecolor="windowText" strokeweight=".5pt">
                 <v:stroke dashstyle="longDashDot" joinstyle="miter"/>
@@ -10122,13 +10220,33 @@
   <a:extraClrSchemeLst/>
   <a:extLst>
     <a:ext uri="{05A4C25C-085E-4340-85A3-A5531E510DB2}">
-      <thm15:themeFamily xmlns="" xmlns:thm15="http://schemas.microsoft.com/office/thememl/2012/main" name="Office Theme" id="{62F939B6-93AF-4DB8-9C6B-D6C7DFDC589F}" vid="{4A3C46E8-61CC-4603-A589-7422A47A8E4A}"/>
+      <thm15:themeFamily xmlns:thm15="http://schemas.microsoft.com/office/thememl/2012/main" xmlns="" name="Office Theme" id="{62F939B6-93AF-4DB8-9C6B-D6C7DFDC589F}" vid="{4A3C46E8-61CC-4603-A589-7422A47A8E4A}"/>
     </a:ext>
   </a:extLst>
 </a:theme>
 </file>
 
 <file path=customXml/item1.xml><?xml version="1.0" encoding="utf-8"?>
+<p:properties xmlns:p="http://schemas.microsoft.com/office/2006/metadata/properties" xmlns:xsi="http://www.w3.org/2001/XMLSchema-instance" xmlns:pc="http://schemas.microsoft.com/office/infopath/2007/PartnerControls">
+  <documentManagement>
+    <lcf76f155ced4ddcb4097134ff3c332f xmlns="de1ba629-2ef5-49ac-9285-140fa60976af">
+      <Terms xmlns="http://schemas.microsoft.com/office/infopath/2007/PartnerControls"/>
+    </lcf76f155ced4ddcb4097134ff3c332f>
+    <TaxCatchAll xmlns="4d7fb8f6-9384-49ba-9078-0024065d699e" xsi:nil="true"/>
+  </documentManagement>
+</p:properties>
+</file>
+
+<file path=customXml/item2.xml><?xml version="1.0" encoding="utf-8"?>
+<?mso-contentType ?>
+<FormTemplates xmlns="http://schemas.microsoft.com/sharepoint/v3/contenttype/forms">
+  <Display>DocumentLibraryForm</Display>
+  <Edit>DocumentLibraryForm</Edit>
+  <New>DocumentLibraryForm</New>
+</FormTemplates>
+</file>
+
+<file path=customXml/item3.xml><?xml version="1.0" encoding="utf-8"?>
 <ct:contentTypeSchema xmlns:ct="http://schemas.microsoft.com/office/2006/metadata/contentType" xmlns:ma="http://schemas.microsoft.com/office/2006/metadata/properties/metaAttributes" ct:_="" ma:_="" ma:contentTypeName="ドキュメント" ma:contentTypeID="0x010100B9F3419BC2D8D64D830E9AEB8963277A" ma:contentTypeVersion="12" ma:contentTypeDescription="新しいドキュメントを作成します。" ma:contentTypeScope="" ma:versionID="aaae8dea08b675139fd36b71e1da83a8">
   <xsd:schema xmlns:xsd="http://www.w3.org/2001/XMLSchema" xmlns:xs="http://www.w3.org/2001/XMLSchema" xmlns:p="http://schemas.microsoft.com/office/2006/metadata/properties" xmlns:ns2="de1ba629-2ef5-49ac-9285-140fa60976af" xmlns:ns3="4d7fb8f6-9384-49ba-9078-0024065d699e" targetNamespace="http://schemas.microsoft.com/office/2006/metadata/properties" ma:root="true" ma:fieldsID="845626131e878e0396b23398a507c366" ns2:_="" ns3:_="">
     <xsd:import namespace="de1ba629-2ef5-49ac-9285-140fa60976af"/>
@@ -10329,27 +10447,26 @@
 </ct:contentTypeSchema>
 </file>
 
-<file path=customXml/item2.xml><?xml version="1.0" encoding="utf-8"?>
-<?mso-contentType ?>
-<FormTemplates xmlns="http://schemas.microsoft.com/sharepoint/v3/contenttype/forms">
-  <Display>DocumentLibraryForm</Display>
-  <Edit>DocumentLibraryForm</Edit>
-  <New>DocumentLibraryForm</New>
-</FormTemplates>
+<file path=customXml/itemProps1.xml><?xml version="1.0" encoding="utf-8"?>
+<ds:datastoreItem xmlns:ds="http://schemas.openxmlformats.org/officeDocument/2006/customXml" ds:itemID="{D19230CD-2C9C-4DA8-A1BE-0456F40E7BAF}">
+  <ds:schemaRefs>
+    <ds:schemaRef ds:uri="http://schemas.microsoft.com/office/2006/metadata/properties"/>
+    <ds:schemaRef ds:uri="http://schemas.microsoft.com/office/infopath/2007/PartnerControls"/>
+    <ds:schemaRef ds:uri="de1ba629-2ef5-49ac-9285-140fa60976af"/>
+    <ds:schemaRef ds:uri="4d7fb8f6-9384-49ba-9078-0024065d699e"/>
+  </ds:schemaRefs>
+</ds:datastoreItem>
 </file>
 
-<file path=customXml/item3.xml><?xml version="1.0" encoding="utf-8"?>
-<p:properties xmlns:p="http://schemas.microsoft.com/office/2006/metadata/properties" xmlns:xsi="http://www.w3.org/2001/XMLSchema-instance" xmlns:pc="http://schemas.microsoft.com/office/infopath/2007/PartnerControls">
-  <documentManagement>
-    <lcf76f155ced4ddcb4097134ff3c332f xmlns="de1ba629-2ef5-49ac-9285-140fa60976af">
-      <Terms xmlns="http://schemas.microsoft.com/office/infopath/2007/PartnerControls"/>
-    </lcf76f155ced4ddcb4097134ff3c332f>
-    <TaxCatchAll xmlns="4d7fb8f6-9384-49ba-9078-0024065d699e" xsi:nil="true"/>
-  </documentManagement>
-</p:properties>
+<file path=customXml/itemProps2.xml><?xml version="1.0" encoding="utf-8"?>
+<ds:datastoreItem xmlns:ds="http://schemas.openxmlformats.org/officeDocument/2006/customXml" ds:itemID="{5BDA585C-B757-4C72-8A51-1D222B399349}">
+  <ds:schemaRefs>
+    <ds:schemaRef ds:uri="http://schemas.microsoft.com/sharepoint/v3/contenttype/forms"/>
+  </ds:schemaRefs>
+</ds:datastoreItem>
 </file>
 
-<file path=customXml/itemProps1.xml><?xml version="1.0" encoding="utf-8"?>
+<file path=customXml/itemProps3.xml><?xml version="1.0" encoding="utf-8"?>
 <ds:datastoreItem xmlns:ds="http://schemas.openxmlformats.org/officeDocument/2006/customXml" ds:itemID="{07D19F8A-F46A-46BE-B814-95FDC515E4A1}">
   <ds:schemaRefs>
     <ds:schemaRef ds:uri="http://schemas.microsoft.com/office/2006/metadata/contentType"/>
@@ -10366,23 +10483,4 @@
     <ds:schemaRef ds:uri="http://schemas.microsoft.com/internal/obd"/>
   </ds:schemaRefs>
 </ds:datastoreItem>
-</file>
-
-<file path=customXml/itemProps2.xml><?xml version="1.0" encoding="utf-8"?>
-<ds:datastoreItem xmlns:ds="http://schemas.openxmlformats.org/officeDocument/2006/customXml" ds:itemID="{5BDA585C-B757-4C72-8A51-1D222B399349}">
-  <ds:schemaRefs>
-    <ds:schemaRef ds:uri="http://schemas.microsoft.com/sharepoint/v3/contenttype/forms"/>
-  </ds:schemaRefs>
-</ds:datastoreItem>
-</file>
-
-<file path=customXml/itemProps3.xml><?xml version="1.0" encoding="utf-8"?>
-<ds:datastoreItem xmlns:ds="http://schemas.openxmlformats.org/officeDocument/2006/customXml" ds:itemID="{D19230CD-2C9C-4DA8-A1BE-0456F40E7BAF}">
-  <ds:schemaRefs>
-    <ds:schemaRef ds:uri="http://schemas.microsoft.com/office/2006/metadata/properties"/>
-    <ds:schemaRef ds:uri="http://schemas.microsoft.com/office/infopath/2007/PartnerControls"/>
-    <ds:schemaRef ds:uri="de1ba629-2ef5-49ac-9285-140fa60976af"/>
-    <ds:schemaRef ds:uri="4d7fb8f6-9384-49ba-9078-0024065d699e"/>
-  </ds:schemaRefs>
-</ds:datastoreItem>
 </file>
--- a/PRP申請書類 自動転記ツール/99_data/テンプレート/3種筋腱靭帯系PRP/4.5 再生医療等を受けられる患者様に対する説明書（3種）.docx
+++ b/PRP申請書類 自動転記ツール/99_data/テンプレート/3種筋腱靭帯系PRP/4.5 再生医療等を受けられる患者様に対する説明書（3種）.docx
@@ -8,6 +8,8 @@
           <w:color w:val="FF0000"/>
         </w:rPr>
       </w:pPr>
+      <w:bookmarkStart w:id="0" w:name="_GoBack"/>
+      <w:bookmarkEnd w:id="0"/>
     </w:p>
     <w:p>
       <w:pPr>
@@ -824,8 +826,6 @@
           <w:szCs w:val="16"/>
         </w:rPr>
       </w:pPr>
-      <w:bookmarkStart w:id="0" w:name="_GoBack"/>
-      <w:bookmarkEnd w:id="0"/>
     </w:p>
     <w:p>
       <w:pPr>
@@ -3417,13 +3417,13 @@
         <w:jc w:val="left"/>
         <w:rPr>
           <w:rFonts w:ascii="HG丸ｺﾞｼｯｸM-PRO" w:eastAsia="HG丸ｺﾞｼｯｸM-PRO" w:hAnsi="HG丸ｺﾞｼｯｸM-PRO"/>
-          <w:color w:val="00B050"/>
+          <w:color w:val="FF0000"/>
         </w:rPr>
       </w:pPr>
       <w:r>
         <w:rPr>
           <w:rFonts w:ascii="HG丸ｺﾞｼｯｸM-PRO" w:eastAsia="HG丸ｺﾞｼｯｸM-PRO" w:hAnsi="HG丸ｺﾞｼｯｸM-PRO" w:hint="eastAsia"/>
-          <w:color w:val="00B050"/>
+          <w:color w:val="FF0000"/>
         </w:rPr>
         <w:t>【1回当たりの治療費（税別）】</w:t>
       </w:r>
@@ -3713,7 +3713,6 @@
           <w:rFonts w:ascii="HG丸ｺﾞｼｯｸM-PRO" w:eastAsia="HG丸ｺﾞｼｯｸM-PRO" w:hAnsi="Arial" w:cs="Meiryo UI"/>
           <w:color w:val="00B050"/>
         </w:rPr>
-        <w:lastRenderedPageBreak/>
         <w:t>{{健康被害を補償・カバーする加入保険名称}}</w:t>
       </w:r>
     </w:p>
@@ -4339,7 +4338,6 @@
           <w:color w:val="000000" w:themeColor="text1"/>
           <w:u w:val="thick"/>
         </w:rPr>
-        <w:lastRenderedPageBreak/>
         <w:t>1</w:t>
       </w:r>
       <w:r>
@@ -4389,6 +4387,7 @@
           <w:rFonts w:ascii="HG丸ｺﾞｼｯｸM-PRO" w:eastAsia="HG丸ｺﾞｼｯｸM-PRO" w:hAnsi="Arial" w:cs="Meiryo UI" w:hint="eastAsia"/>
           <w:color w:val="000000" w:themeColor="text1"/>
         </w:rPr>
+        <w:lastRenderedPageBreak/>
         <w:t>当院はチームで医療を行っております。担当医の他に</w:t>
       </w:r>
       <w:r>
@@ -5023,6 +5022,7 @@
     </w:p>
     <w:p>
       <w:pPr>
+        <w:widowControl/>
         <w:jc w:val="left"/>
         <w:rPr>
           <w:rFonts w:asciiTheme="majorHAnsi" w:eastAsia="HG丸ｺﾞｼｯｸM-PRO" w:hAnsiTheme="majorHAnsi" w:cs="Meiryo UI"/>
@@ -5033,11 +5033,32 @@
       </w:pPr>
       <w:r>
         <w:rPr>
-          <w:rFonts w:asciiTheme="majorHAnsi" w:eastAsia="HG丸ｺﾞｼｯｸM-PRO" w:hAnsiTheme="majorHAnsi" w:cs="Meiryo UI" w:hint="eastAsia"/>
+          <w:rFonts w:asciiTheme="majorHAnsi" w:eastAsia="HG丸ｺﾞｼｯｸM-PRO" w:hAnsiTheme="majorHAnsi" w:cs="Meiryo UI"/>
           <w:sz w:val="24"/>
           <w:szCs w:val="28"/>
           <w:bdr w:val="single" w:sz="4" w:space="0" w:color="auto" w:frame="1"/>
         </w:rPr>
+        <w:br w:type="page"/>
+      </w:r>
+    </w:p>
+    <w:p>
+      <w:pPr>
+        <w:jc w:val="left"/>
+        <w:rPr>
+          <w:rFonts w:asciiTheme="majorHAnsi" w:eastAsia="HG丸ｺﾞｼｯｸM-PRO" w:hAnsiTheme="majorHAnsi" w:cs="Meiryo UI"/>
+          <w:sz w:val="24"/>
+          <w:szCs w:val="28"/>
+          <w:bdr w:val="single" w:sz="4" w:space="0" w:color="auto" w:frame="1"/>
+        </w:rPr>
+      </w:pPr>
+      <w:r>
+        <w:rPr>
+          <w:rFonts w:asciiTheme="majorHAnsi" w:eastAsia="HG丸ｺﾞｼｯｸM-PRO" w:hAnsiTheme="majorHAnsi" w:cs="Meiryo UI" w:hint="eastAsia"/>
+          <w:sz w:val="24"/>
+          <w:szCs w:val="28"/>
+          <w:bdr w:val="single" w:sz="4" w:space="0" w:color="auto" w:frame="1"/>
+        </w:rPr>
+        <w:lastRenderedPageBreak/>
         <w:t>患者様記入欄</w:t>
       </w:r>
     </w:p>
@@ -6160,7 +6181,7 @@
               </wp:anchor>
             </w:drawing>
           </mc:Choice>
-          <mc:Fallback xmlns:w16se="http://schemas.microsoft.com/office/word/2015/wordml/symex" xmlns:w16sdtfl="http://schemas.microsoft.com/office/word/2024/wordml/sdtformatlock" xmlns:w16sdtdh="http://schemas.microsoft.com/office/word/2020/wordml/sdtdatahash" xmlns:w16du="http://schemas.microsoft.com/office/word/2023/wordml/word16du" xmlns:w16="http://schemas.microsoft.com/office/word/2018/wordml" xmlns:w16cid="http://schemas.microsoft.com/office/word/2016/wordml/cid" xmlns:w16cex="http://schemas.microsoft.com/office/word/2018/wordml/cex" xmlns:w15="http://schemas.microsoft.com/office/word/2012/wordml" xmlns:oel="http://schemas.microsoft.com/office/2019/extlst" xmlns:am3d="http://schemas.microsoft.com/office/drawing/2017/model3d" xmlns:aink="http://schemas.microsoft.com/office/drawing/2016/ink" xmlns:cx8="http://schemas.microsoft.com/office/drawing/2016/5/14/chartex" xmlns:cx7="http://schemas.microsoft.com/office/drawing/2016/5/13/chartex" xmlns:cx6="http://schemas.microsoft.com/office/drawing/2016/5/12/chartex" xmlns:cx5="http://schemas.microsoft.com/office/drawing/2016/5/11/chartex" xmlns:cx4="http://schemas.microsoft.com/office/drawing/2016/5/10/chartex" xmlns:cx3="http://schemas.microsoft.com/office/drawing/2016/5/9/chartex" xmlns:cx2="http://schemas.microsoft.com/office/drawing/2015/10/21/chartex" xmlns:cx1="http://schemas.microsoft.com/office/drawing/2015/9/8/chartex" xmlns:cx="http://schemas.microsoft.com/office/drawing/2014/chartex">
+          <mc:Fallback xmlns:cx="http://schemas.microsoft.com/office/drawing/2014/chartex" xmlns:cx1="http://schemas.microsoft.com/office/drawing/2015/9/8/chartex" xmlns:cx2="http://schemas.microsoft.com/office/drawing/2015/10/21/chartex" xmlns:cx3="http://schemas.microsoft.com/office/drawing/2016/5/9/chartex" xmlns:cx4="http://schemas.microsoft.com/office/drawing/2016/5/10/chartex" xmlns:cx5="http://schemas.microsoft.com/office/drawing/2016/5/11/chartex" xmlns:cx6="http://schemas.microsoft.com/office/drawing/2016/5/12/chartex" xmlns:cx7="http://schemas.microsoft.com/office/drawing/2016/5/13/chartex" xmlns:cx8="http://schemas.microsoft.com/office/drawing/2016/5/14/chartex" xmlns:aink="http://schemas.microsoft.com/office/drawing/2016/ink" xmlns:am3d="http://schemas.microsoft.com/office/drawing/2017/model3d" xmlns:oel="http://schemas.microsoft.com/office/2019/extlst" xmlns:w15="http://schemas.microsoft.com/office/word/2012/wordml" xmlns:w16cex="http://schemas.microsoft.com/office/word/2018/wordml/cex" xmlns:w16cid="http://schemas.microsoft.com/office/word/2016/wordml/cid" xmlns:w16="http://schemas.microsoft.com/office/word/2018/wordml" xmlns:w16du="http://schemas.microsoft.com/office/word/2023/wordml/word16du" xmlns:w16sdtdh="http://schemas.microsoft.com/office/word/2020/wordml/sdtdatahash" xmlns:w16sdtfl="http://schemas.microsoft.com/office/word/2024/wordml/sdtformatlock" xmlns:w16se="http://schemas.microsoft.com/office/word/2015/wordml/symex">
             <w:pict>
               <v:line w14:anchorId="3F488DDD" id="直線コネクタ 4" o:spid="_x0000_s1026" style="position:absolute;z-index:251659264;visibility:visible;mso-wrap-style:square;mso-width-percent:0;mso-height-percent:0;mso-wrap-distance-left:9pt;mso-wrap-distance-top:0;mso-wrap-distance-right:9pt;mso-wrap-distance-bottom:0;mso-position-horizontal:absolute;mso-position-horizontal-relative:text;mso-position-vertical:absolute;mso-position-vertical-relative:text;mso-width-percent:0;mso-height-percent:0;mso-width-relative:margin;mso-height-relative:page" from="-28.05pt,12.9pt" to="465.2pt,12.9pt" o:gfxdata="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" strokecolor="windowText" strokeweight=".5pt">
                 <v:stroke dashstyle="longDashDot" joinstyle="miter"/>
@@ -6172,7 +6193,7 @@
     </w:p>
     <w:p>
       <w:pPr>
-        <w:spacing w:line="320" w:lineRule="exact"/>
+        <w:widowControl/>
         <w:jc w:val="left"/>
         <w:rPr>
           <w:rFonts w:ascii="Hiragino Kaku Gothic ProN W3" w:eastAsia="Hiragino Kaku Gothic ProN W3" w:hAnsi="Hiragino Kaku Gothic ProN W3" w:cs="Meiryo UI"/>
@@ -6183,13 +6204,47 @@
       </w:pPr>
       <w:r>
         <w:rPr>
-          <w:rFonts w:ascii="Hiragino Kaku Gothic ProN W3" w:eastAsia="Hiragino Kaku Gothic ProN W3" w:hAnsi="Hiragino Kaku Gothic ProN W3" w:cs="Meiryo UI" w:hint="eastAsia"/>
+          <w:rFonts w:ascii="Hiragino Kaku Gothic ProN W3" w:eastAsia="Hiragino Kaku Gothic ProN W3" w:hAnsi="Hiragino Kaku Gothic ProN W3" w:cs="Meiryo UI"/>
           <w:sz w:val="24"/>
           <w:szCs w:val="28"/>
           <w:bdr w:val="single" w:sz="4" w:space="0" w:color="auto" w:frame="1"/>
         </w:rPr>
+        <w:br w:type="page"/>
+      </w:r>
+    </w:p>
+    <w:p>
+      <w:pPr>
+        <w:spacing w:line="320" w:lineRule="exact"/>
+        <w:jc w:val="left"/>
+        <w:rPr>
+          <w:rFonts w:ascii="Hiragino Kaku Gothic ProN W3" w:eastAsia="Hiragino Kaku Gothic ProN W3" w:hAnsi="Hiragino Kaku Gothic ProN W3" w:cs="Meiryo UI" w:hint="eastAsia"/>
+          <w:sz w:val="24"/>
+          <w:szCs w:val="28"/>
+          <w:bdr w:val="single" w:sz="4" w:space="0" w:color="auto" w:frame="1"/>
+        </w:rPr>
+      </w:pPr>
+      <w:r>
+        <w:rPr>
+          <w:rFonts w:ascii="Hiragino Kaku Gothic ProN W3" w:eastAsia="Hiragino Kaku Gothic ProN W3" w:hAnsi="Hiragino Kaku Gothic ProN W3" w:cs="Meiryo UI" w:hint="eastAsia"/>
+          <w:sz w:val="24"/>
+          <w:szCs w:val="28"/>
+          <w:bdr w:val="single" w:sz="4" w:space="0" w:color="auto" w:frame="1"/>
+        </w:rPr>
+        <w:lastRenderedPageBreak/>
         <w:t>院記入欄</w:t>
       </w:r>
+    </w:p>
+    <w:p>
+      <w:pPr>
+        <w:spacing w:line="320" w:lineRule="exact"/>
+        <w:jc w:val="left"/>
+        <w:rPr>
+          <w:rFonts w:ascii="Hiragino Kaku Gothic ProN W3" w:eastAsia="Hiragino Kaku Gothic ProN W3" w:hAnsi="Hiragino Kaku Gothic ProN W3" w:cs="Meiryo UI"/>
+          <w:sz w:val="24"/>
+          <w:szCs w:val="28"/>
+          <w:bdr w:val="single" w:sz="4" w:space="0" w:color="auto" w:frame="1"/>
+        </w:rPr>
+      </w:pPr>
     </w:p>
     <w:p>
       <w:pPr>
@@ -6414,6 +6469,7 @@
           <w:tab w:val="right" w:pos="7513"/>
         </w:tabs>
         <w:spacing w:line="320" w:lineRule="exact"/>
+        <w:ind w:firstLineChars="1000" w:firstLine="2400"/>
         <w:rPr>
           <w:rFonts w:ascii="ＭＳ ゴシック" w:eastAsia="ＭＳ ゴシック" w:hAnsi="ＭＳ ゴシック" w:cs="Meiryo UI"/>
           <w:sz w:val="28"/>
@@ -6533,7 +6589,6 @@
           <w:color w:val="EE0000"/>
           <w:sz w:val="28"/>
         </w:rPr>
-        <w:lastRenderedPageBreak/>
         <w:t>四肢の筋・腱・靱帯及びその付着部の傷害</w:t>
       </w:r>
       <w:r>
@@ -7019,7 +7074,7 @@
               </wp:anchor>
             </w:drawing>
           </mc:Choice>
-          <mc:Fallback xmlns:w16se="http://schemas.microsoft.com/office/word/2015/wordml/symex" xmlns:w16sdtfl="http://schemas.microsoft.com/office/word/2024/wordml/sdtformatlock" xmlns:w16sdtdh="http://schemas.microsoft.com/office/word/2020/wordml/sdtdatahash" xmlns:w16du="http://schemas.microsoft.com/office/word/2023/wordml/word16du" xmlns:w16="http://schemas.microsoft.com/office/word/2018/wordml" xmlns:w16cid="http://schemas.microsoft.com/office/word/2016/wordml/cid" xmlns:w16cex="http://schemas.microsoft.com/office/word/2018/wordml/cex" xmlns:w15="http://schemas.microsoft.com/office/word/2012/wordml" xmlns:oel="http://schemas.microsoft.com/office/2019/extlst" xmlns:am3d="http://schemas.microsoft.com/office/drawing/2017/model3d" xmlns:aink="http://schemas.microsoft.com/office/drawing/2016/ink" xmlns:cx8="http://schemas.microsoft.com/office/drawing/2016/5/14/chartex" xmlns:cx7="http://schemas.microsoft.com/office/drawing/2016/5/13/chartex" xmlns:cx6="http://schemas.microsoft.com/office/drawing/2016/5/12/chartex" xmlns:cx5="http://schemas.microsoft.com/office/drawing/2016/5/11/chartex" xmlns:cx4="http://schemas.microsoft.com/office/drawing/2016/5/10/chartex" xmlns:cx3="http://schemas.microsoft.com/office/drawing/2016/5/9/chartex" xmlns:cx2="http://schemas.microsoft.com/office/drawing/2015/10/21/chartex" xmlns:cx1="http://schemas.microsoft.com/office/drawing/2015/9/8/chartex" xmlns:cx="http://schemas.microsoft.com/office/drawing/2014/chartex">
+          <mc:Fallback xmlns:cx="http://schemas.microsoft.com/office/drawing/2014/chartex" xmlns:cx1="http://schemas.microsoft.com/office/drawing/2015/9/8/chartex" xmlns:cx2="http://schemas.microsoft.com/office/drawing/2015/10/21/chartex" xmlns:cx3="http://schemas.microsoft.com/office/drawing/2016/5/9/chartex" xmlns:cx4="http://schemas.microsoft.com/office/drawing/2016/5/10/chartex" xmlns:cx5="http://schemas.microsoft.com/office/drawing/2016/5/11/chartex" xmlns:cx6="http://schemas.microsoft.com/office/drawing/2016/5/12/chartex" xmlns:cx7="http://schemas.microsoft.com/office/drawing/2016/5/13/chartex" xmlns:cx8="http://schemas.microsoft.com/office/drawing/2016/5/14/chartex" xmlns:aink="http://schemas.microsoft.com/office/drawing/2016/ink" xmlns:am3d="http://schemas.microsoft.com/office/drawing/2017/model3d" xmlns:oel="http://schemas.microsoft.com/office/2019/extlst" xmlns:w15="http://schemas.microsoft.com/office/word/2012/wordml" xmlns:w16cex="http://schemas.microsoft.com/office/word/2018/wordml/cex" xmlns:w16cid="http://schemas.microsoft.com/office/word/2016/wordml/cid" xmlns:w16="http://schemas.microsoft.com/office/word/2018/wordml" xmlns:w16du="http://schemas.microsoft.com/office/word/2023/wordml/word16du" xmlns:w16sdtdh="http://schemas.microsoft.com/office/word/2020/wordml/sdtdatahash" xmlns:w16sdtfl="http://schemas.microsoft.com/office/word/2024/wordml/sdtformatlock" xmlns:w16se="http://schemas.microsoft.com/office/word/2015/wordml/symex">
             <w:pict>
               <v:line w14:anchorId="3158DB00" id="直線コネクタ 9" o:spid="_x0000_s1026" style="position:absolute;z-index:251660288;visibility:visible;mso-wrap-style:square;mso-width-percent:0;mso-height-percent:0;mso-wrap-distance-left:9pt;mso-wrap-distance-top:0;mso-wrap-distance-right:9pt;mso-wrap-distance-bottom:0;mso-position-horizontal:absolute;mso-position-horizontal-relative:text;mso-position-vertical:absolute;mso-position-vertical-relative:text;mso-width-percent:0;mso-height-percent:0;mso-width-relative:margin;mso-height-relative:page" from="-28.05pt,12.9pt" to="465.2pt,12.9pt" o:gfxdata="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" strokecolor="windowText" strokeweight=".5pt">
                 <v:stroke dashstyle="longDashDot" joinstyle="miter"/>
@@ -7031,7 +7086,7 @@
     </w:p>
     <w:p>
       <w:pPr>
-        <w:spacing w:line="320" w:lineRule="exact"/>
+        <w:widowControl/>
         <w:jc w:val="left"/>
         <w:rPr>
           <w:rFonts w:ascii="Hiragino Kaku Gothic ProN W3" w:eastAsia="Hiragino Kaku Gothic ProN W3" w:hAnsi="Hiragino Kaku Gothic ProN W3" w:cs="Meiryo UI"/>
@@ -7040,18 +7095,15 @@
           <w:bdr w:val="single" w:sz="4" w:space="0" w:color="auto" w:frame="1"/>
         </w:rPr>
       </w:pPr>
-    </w:p>
-    <w:p>
-      <w:pPr>
-        <w:spacing w:line="320" w:lineRule="exact"/>
-        <w:jc w:val="left"/>
+      <w:r>
         <w:rPr>
           <w:rFonts w:ascii="Hiragino Kaku Gothic ProN W3" w:eastAsia="Hiragino Kaku Gothic ProN W3" w:hAnsi="Hiragino Kaku Gothic ProN W3" w:cs="Meiryo UI"/>
           <w:sz w:val="24"/>
           <w:szCs w:val="28"/>
           <w:bdr w:val="single" w:sz="4" w:space="0" w:color="auto" w:frame="1"/>
         </w:rPr>
-      </w:pPr>
+        <w:br w:type="page"/>
+      </w:r>
     </w:p>
     <w:p>
       <w:pPr>
@@ -7071,6 +7123,7 @@
           <w:szCs w:val="28"/>
           <w:bdr w:val="single" w:sz="4" w:space="0" w:color="auto" w:frame="1"/>
         </w:rPr>
+        <w:lastRenderedPageBreak/>
         <w:t>院記入欄</w:t>
       </w:r>
     </w:p>
@@ -7343,6 +7396,7 @@
           <w:tab w:val="right" w:pos="7513"/>
         </w:tabs>
         <w:spacing w:line="320" w:lineRule="exact"/>
+        <w:ind w:firstLineChars="900" w:firstLine="2160"/>
         <w:rPr>
           <w:rFonts w:ascii="HG丸ｺﾞｼｯｸM-PRO" w:eastAsia="HG丸ｺﾞｼｯｸM-PRO" w:hAnsi="Arial" w:cs="Meiryo UI"/>
           <w:color w:val="FF0000"/>
@@ -7399,10 +7453,6 @@
       </w:r>
     </w:p>
     <w:sectPr>
-      <w:headerReference w:type="default" r:id="rId11"/>
-      <w:footerReference w:type="default" r:id="rId12"/>
-      <w:headerReference w:type="first" r:id="rId13"/>
-      <w:footerReference w:type="first" r:id="rId14"/>
       <w:pgSz w:w="11906" w:h="16838"/>
       <w:pgMar w:top="1134" w:right="1701" w:bottom="1134" w:left="1701" w:header="851" w:footer="992" w:gutter="0"/>
       <w:cols w:space="425"/>
@@ -7431,18 +7481,6 @@
 </w:endnotes>
 </file>
 
-<file path=word/footer1.xml><?xml version="1.0" encoding="utf-8"?>
-<w:ftr xmlns:wpc="http://schemas.microsoft.com/office/word/2010/wordprocessingCanvas" xmlns:mc="http://schemas.openxmlformats.org/markup-compatibility/2006" xmlns:o="urn:schemas-microsoft-com:office:office" xmlns:r="http://schemas.openxmlformats.org/officeDocument/2006/relationships" xmlns:m="http://schemas.openxmlformats.org/officeDocument/2006/math" xmlns:v="urn:schemas-microsoft-com:vml" xmlns:wp14="http://schemas.microsoft.com/office/word/2010/wordprocessingDrawing" xmlns:wp="http://schemas.openxmlformats.org/drawingml/2006/wordprocessingDrawing" xmlns:w10="urn:schemas-microsoft-com:office:word" xmlns:w="http://schemas.openxmlformats.org/wordprocessingml/2006/main" xmlns:w14="http://schemas.microsoft.com/office/word/2010/wordml" xmlns:wpg="http://schemas.microsoft.com/office/word/2010/wordprocessingGroup" xmlns:wpi="http://schemas.microsoft.com/office/word/2010/wordprocessingInk" xmlns:wne="http://schemas.microsoft.com/office/word/2006/wordml" xmlns:wps="http://schemas.microsoft.com/office/word/2010/wordprocessingShape" mc:Ignorable="w14 wp14">
-  <w:p/>
-</w:ftr>
-</file>
-
-<file path=word/footer2.xml><?xml version="1.0" encoding="utf-8"?>
-<w:ftr xmlns:wpc="http://schemas.microsoft.com/office/word/2010/wordprocessingCanvas" xmlns:mc="http://schemas.openxmlformats.org/markup-compatibility/2006" xmlns:o="urn:schemas-microsoft-com:office:office" xmlns:r="http://schemas.openxmlformats.org/officeDocument/2006/relationships" xmlns:m="http://schemas.openxmlformats.org/officeDocument/2006/math" xmlns:v="urn:schemas-microsoft-com:vml" xmlns:wp14="http://schemas.microsoft.com/office/word/2010/wordprocessingDrawing" xmlns:wp="http://schemas.openxmlformats.org/drawingml/2006/wordprocessingDrawing" xmlns:w10="urn:schemas-microsoft-com:office:word" xmlns:w="http://schemas.openxmlformats.org/wordprocessingml/2006/main" xmlns:w14="http://schemas.microsoft.com/office/word/2010/wordml" xmlns:wpg="http://schemas.microsoft.com/office/word/2010/wordprocessingGroup" xmlns:wpi="http://schemas.microsoft.com/office/word/2010/wordprocessingInk" xmlns:wne="http://schemas.microsoft.com/office/word/2006/wordml" xmlns:wps="http://schemas.microsoft.com/office/word/2010/wordprocessingShape" mc:Ignorable="w14 wp14">
-  <w:p/>
-</w:ftr>
-</file>
-
 <file path=word/footnotes.xml><?xml version="1.0" encoding="utf-8"?>
 <w:footnotes xmlns:wpc="http://schemas.microsoft.com/office/word/2010/wordprocessingCanvas" xmlns:mc="http://schemas.openxmlformats.org/markup-compatibility/2006" xmlns:o="urn:schemas-microsoft-com:office:office" xmlns:r="http://schemas.openxmlformats.org/officeDocument/2006/relationships" xmlns:m="http://schemas.openxmlformats.org/officeDocument/2006/math" xmlns:v="urn:schemas-microsoft-com:vml" xmlns:wp14="http://schemas.microsoft.com/office/word/2010/wordprocessingDrawing" xmlns:wp="http://schemas.openxmlformats.org/drawingml/2006/wordprocessingDrawing" xmlns:w10="urn:schemas-microsoft-com:office:word" xmlns:w="http://schemas.openxmlformats.org/wordprocessingml/2006/main" xmlns:w14="http://schemas.microsoft.com/office/word/2010/wordml" xmlns:wpg="http://schemas.microsoft.com/office/word/2010/wordprocessingGroup" xmlns:wpi="http://schemas.microsoft.com/office/word/2010/wordprocessingInk" xmlns:wne="http://schemas.microsoft.com/office/word/2006/wordml" xmlns:wps="http://schemas.microsoft.com/office/word/2010/wordprocessingShape" mc:Ignorable="w14 wp14">
   <w:footnote w:type="separator" w:id="-1">
@@ -7460,18 +7498,6 @@
     </w:p>
   </w:footnote>
 </w:footnotes>
-</file>
-
-<file path=word/header1.xml><?xml version="1.0" encoding="utf-8"?>
-<w:hdr xmlns:wpc="http://schemas.microsoft.com/office/word/2010/wordprocessingCanvas" xmlns:mc="http://schemas.openxmlformats.org/markup-compatibility/2006" xmlns:o="urn:schemas-microsoft-com:office:office" xmlns:r="http://schemas.openxmlformats.org/officeDocument/2006/relationships" xmlns:m="http://schemas.openxmlformats.org/officeDocument/2006/math" xmlns:v="urn:schemas-microsoft-com:vml" xmlns:wp14="http://schemas.microsoft.com/office/word/2010/wordprocessingDrawing" xmlns:wp="http://schemas.openxmlformats.org/drawingml/2006/wordprocessingDrawing" xmlns:w10="urn:schemas-microsoft-com:office:word" xmlns:w="http://schemas.openxmlformats.org/wordprocessingml/2006/main" xmlns:w14="http://schemas.microsoft.com/office/word/2010/wordml" xmlns:wpg="http://schemas.microsoft.com/office/word/2010/wordprocessingGroup" xmlns:wpi="http://schemas.microsoft.com/office/word/2010/wordprocessingInk" xmlns:wne="http://schemas.microsoft.com/office/word/2006/wordml" xmlns:wps="http://schemas.microsoft.com/office/word/2010/wordprocessingShape" mc:Ignorable="w14 wp14">
-  <w:p/>
-</w:hdr>
-</file>
-
-<file path=word/header2.xml><?xml version="1.0" encoding="utf-8"?>
-<w:hdr xmlns:wpc="http://schemas.microsoft.com/office/word/2010/wordprocessingCanvas" xmlns:mc="http://schemas.openxmlformats.org/markup-compatibility/2006" xmlns:o="urn:schemas-microsoft-com:office:office" xmlns:r="http://schemas.openxmlformats.org/officeDocument/2006/relationships" xmlns:m="http://schemas.openxmlformats.org/officeDocument/2006/math" xmlns:v="urn:schemas-microsoft-com:vml" xmlns:wp14="http://schemas.microsoft.com/office/word/2010/wordprocessingDrawing" xmlns:wp="http://schemas.openxmlformats.org/drawingml/2006/wordprocessingDrawing" xmlns:w10="urn:schemas-microsoft-com:office:word" xmlns:w="http://schemas.openxmlformats.org/wordprocessingml/2006/main" xmlns:w14="http://schemas.microsoft.com/office/word/2010/wordml" xmlns:wpg="http://schemas.microsoft.com/office/word/2010/wordprocessingGroup" xmlns:wpi="http://schemas.microsoft.com/office/word/2010/wordprocessingInk" xmlns:wne="http://schemas.microsoft.com/office/word/2006/wordml" xmlns:wps="http://schemas.microsoft.com/office/word/2010/wordprocessingShape" mc:Ignorable="w14 wp14">
-  <w:p/>
-</w:hdr>
 </file>
 
 <file path=word/numbering.xml><?xml version="1.0" encoding="utf-8"?>
@@ -10220,33 +10246,13 @@
   <a:extraClrSchemeLst/>
   <a:extLst>
     <a:ext uri="{05A4C25C-085E-4340-85A3-A5531E510DB2}">
-      <thm15:themeFamily xmlns:thm15="http://schemas.microsoft.com/office/thememl/2012/main" xmlns="" name="Office Theme" id="{62F939B6-93AF-4DB8-9C6B-D6C7DFDC589F}" vid="{4A3C46E8-61CC-4603-A589-7422A47A8E4A}"/>
+      <thm15:themeFamily xmlns="" xmlns:thm15="http://schemas.microsoft.com/office/thememl/2012/main" name="Office Theme" id="{62F939B6-93AF-4DB8-9C6B-D6C7DFDC589F}" vid="{4A3C46E8-61CC-4603-A589-7422A47A8E4A}"/>
     </a:ext>
   </a:extLst>
 </a:theme>
 </file>
 
 <file path=customXml/item1.xml><?xml version="1.0" encoding="utf-8"?>
-<p:properties xmlns:p="http://schemas.microsoft.com/office/2006/metadata/properties" xmlns:xsi="http://www.w3.org/2001/XMLSchema-instance" xmlns:pc="http://schemas.microsoft.com/office/infopath/2007/PartnerControls">
-  <documentManagement>
-    <lcf76f155ced4ddcb4097134ff3c332f xmlns="de1ba629-2ef5-49ac-9285-140fa60976af">
-      <Terms xmlns="http://schemas.microsoft.com/office/infopath/2007/PartnerControls"/>
-    </lcf76f155ced4ddcb4097134ff3c332f>
-    <TaxCatchAll xmlns="4d7fb8f6-9384-49ba-9078-0024065d699e" xsi:nil="true"/>
-  </documentManagement>
-</p:properties>
-</file>
-
-<file path=customXml/item2.xml><?xml version="1.0" encoding="utf-8"?>
-<?mso-contentType ?>
-<FormTemplates xmlns="http://schemas.microsoft.com/sharepoint/v3/contenttype/forms">
-  <Display>DocumentLibraryForm</Display>
-  <Edit>DocumentLibraryForm</Edit>
-  <New>DocumentLibraryForm</New>
-</FormTemplates>
-</file>
-
-<file path=customXml/item3.xml><?xml version="1.0" encoding="utf-8"?>
 <ct:contentTypeSchema xmlns:ct="http://schemas.microsoft.com/office/2006/metadata/contentType" xmlns:ma="http://schemas.microsoft.com/office/2006/metadata/properties/metaAttributes" ct:_="" ma:_="" ma:contentTypeName="ドキュメント" ma:contentTypeID="0x010100B9F3419BC2D8D64D830E9AEB8963277A" ma:contentTypeVersion="12" ma:contentTypeDescription="新しいドキュメントを作成します。" ma:contentTypeScope="" ma:versionID="aaae8dea08b675139fd36b71e1da83a8">
   <xsd:schema xmlns:xsd="http://www.w3.org/2001/XMLSchema" xmlns:xs="http://www.w3.org/2001/XMLSchema" xmlns:p="http://schemas.microsoft.com/office/2006/metadata/properties" xmlns:ns2="de1ba629-2ef5-49ac-9285-140fa60976af" xmlns:ns3="4d7fb8f6-9384-49ba-9078-0024065d699e" targetNamespace="http://schemas.microsoft.com/office/2006/metadata/properties" ma:root="true" ma:fieldsID="845626131e878e0396b23398a507c366" ns2:_="" ns3:_="">
     <xsd:import namespace="de1ba629-2ef5-49ac-9285-140fa60976af"/>
@@ -10447,26 +10453,31 @@
 </ct:contentTypeSchema>
 </file>
 
-<file path=customXml/itemProps1.xml><?xml version="1.0" encoding="utf-8"?>
-<ds:datastoreItem xmlns:ds="http://schemas.openxmlformats.org/officeDocument/2006/customXml" ds:itemID="{D19230CD-2C9C-4DA8-A1BE-0456F40E7BAF}">
-  <ds:schemaRefs>
-    <ds:schemaRef ds:uri="http://schemas.microsoft.com/office/2006/metadata/properties"/>
-    <ds:schemaRef ds:uri="http://schemas.microsoft.com/office/infopath/2007/PartnerControls"/>
-    <ds:schemaRef ds:uri="de1ba629-2ef5-49ac-9285-140fa60976af"/>
-    <ds:schemaRef ds:uri="4d7fb8f6-9384-49ba-9078-0024065d699e"/>
-  </ds:schemaRefs>
-</ds:datastoreItem>
+<file path=customXml/item2.xml><?xml version="1.0" encoding="utf-8"?>
+<?mso-contentType ?>
+<FormTemplates xmlns="http://schemas.microsoft.com/sharepoint/v3/contenttype/forms">
+  <Display>DocumentLibraryForm</Display>
+  <Edit>DocumentLibraryForm</Edit>
+  <New>DocumentLibraryForm</New>
+</FormTemplates>
 </file>
 
-<file path=customXml/itemProps2.xml><?xml version="1.0" encoding="utf-8"?>
-<ds:datastoreItem xmlns:ds="http://schemas.openxmlformats.org/officeDocument/2006/customXml" ds:itemID="{5BDA585C-B757-4C72-8A51-1D222B399349}">
-  <ds:schemaRefs>
-    <ds:schemaRef ds:uri="http://schemas.microsoft.com/sharepoint/v3/contenttype/forms"/>
-  </ds:schemaRefs>
-</ds:datastoreItem>
+<file path=customXml/item3.xml><?xml version="1.0" encoding="utf-8"?>
+<p:properties xmlns:p="http://schemas.microsoft.com/office/2006/metadata/properties" xmlns:xsi="http://www.w3.org/2001/XMLSchema-instance" xmlns:pc="http://schemas.microsoft.com/office/infopath/2007/PartnerControls">
+  <documentManagement>
+    <lcf76f155ced4ddcb4097134ff3c332f xmlns="de1ba629-2ef5-49ac-9285-140fa60976af">
+      <Terms xmlns="http://schemas.microsoft.com/office/infopath/2007/PartnerControls"/>
+    </lcf76f155ced4ddcb4097134ff3c332f>
+    <TaxCatchAll xmlns="4d7fb8f6-9384-49ba-9078-0024065d699e" xsi:nil="true"/>
+  </documentManagement>
+</p:properties>
 </file>
 
-<file path=customXml/itemProps3.xml><?xml version="1.0" encoding="utf-8"?>
+<file path=customXml/item4.xml><?xml version="1.0" encoding="utf-8"?>
+<b:Sources xmlns:b="http://schemas.openxmlformats.org/officeDocument/2006/bibliography" xmlns="http://schemas.openxmlformats.org/officeDocument/2006/bibliography" SelectedStyle="\APA.XSL" StyleName="APA"/>
+</file>
+
+<file path=customXml/itemProps1.xml><?xml version="1.0" encoding="utf-8"?>
 <ds:datastoreItem xmlns:ds="http://schemas.openxmlformats.org/officeDocument/2006/customXml" ds:itemID="{07D19F8A-F46A-46BE-B814-95FDC515E4A1}">
   <ds:schemaRefs>
     <ds:schemaRef ds:uri="http://schemas.microsoft.com/office/2006/metadata/contentType"/>
@@ -10483,4 +10494,31 @@
     <ds:schemaRef ds:uri="http://schemas.microsoft.com/internal/obd"/>
   </ds:schemaRefs>
 </ds:datastoreItem>
+</file>
+
+<file path=customXml/itemProps2.xml><?xml version="1.0" encoding="utf-8"?>
+<ds:datastoreItem xmlns:ds="http://schemas.openxmlformats.org/officeDocument/2006/customXml" ds:itemID="{5BDA585C-B757-4C72-8A51-1D222B399349}">
+  <ds:schemaRefs>
+    <ds:schemaRef ds:uri="http://schemas.microsoft.com/sharepoint/v3/contenttype/forms"/>
+  </ds:schemaRefs>
+</ds:datastoreItem>
+</file>
+
+<file path=customXml/itemProps3.xml><?xml version="1.0" encoding="utf-8"?>
+<ds:datastoreItem xmlns:ds="http://schemas.openxmlformats.org/officeDocument/2006/customXml" ds:itemID="{D19230CD-2C9C-4DA8-A1BE-0456F40E7BAF}">
+  <ds:schemaRefs>
+    <ds:schemaRef ds:uri="http://schemas.microsoft.com/office/2006/metadata/properties"/>
+    <ds:schemaRef ds:uri="http://schemas.microsoft.com/office/infopath/2007/PartnerControls"/>
+    <ds:schemaRef ds:uri="de1ba629-2ef5-49ac-9285-140fa60976af"/>
+    <ds:schemaRef ds:uri="4d7fb8f6-9384-49ba-9078-0024065d699e"/>
+  </ds:schemaRefs>
+</ds:datastoreItem>
+</file>
+
+<file path=customXml/itemProps4.xml><?xml version="1.0" encoding="utf-8"?>
+<ds:datastoreItem xmlns:ds="http://schemas.openxmlformats.org/officeDocument/2006/customXml" ds:itemID="{75B43E36-0750-4521-B913-59705690EA73}">
+  <ds:schemaRefs>
+    <ds:schemaRef ds:uri="http://schemas.openxmlformats.org/officeDocument/2006/bibliography"/>
+  </ds:schemaRefs>
+</ds:datastoreItem>
 </file>